--- a/public/surat-pernyataan/persetujuan-menikah.docx
+++ b/public/surat-pernyataan/persetujuan-menikah.docx
@@ -1805,6 +1805,40 @@
         <w:tab/>
         <w:t>…………….</w:t>
       </w:r>
+      <w:r>
+        <w:rPr>
+          <w:rFonts w:ascii="Arial Narrow" w:hAnsi="Arial Narrow"/>
+        </w:rPr>
+        <w:tab/>
+      </w:r>
+      <w:r>
+        <w:rPr>
+          <w:rFonts w:ascii="Arial Narrow" w:hAnsi="Arial Narrow"/>
+        </w:rPr>
+        <w:tab/>
+      </w:r>
+      <w:r>
+        <w:rPr>
+          <w:rFonts w:ascii="Arial Narrow" w:hAnsi="Arial Narrow"/>
+        </w:rPr>
+        <w:tab/>
+      </w:r>
+      <w:r>
+        <w:rPr>
+          <w:rFonts w:ascii="Arial Narrow" w:hAnsi="Arial Narrow"/>
+        </w:rPr>
+        <w:tab/>
+      </w:r>
+      <w:r>
+        <w:rPr>
+          <w:rFonts w:ascii="Arial Narrow" w:hAnsi="Arial Narrow"/>
+          <w:color w:val="000000"/>
+          <w:sz w:val="12"/>
+          <w:szCs w:val="12"/>
+          <w:lang w:val="id-ID"/>
+        </w:rPr>
+        <w:t>Materai 10.000</w:t>
+      </w:r>
     </w:p>
     <w:p>
       <w:pPr>
@@ -1887,7 +1921,7 @@
           <w:rFonts w:ascii="Arial Narrow" w:hAnsi="Arial Narrow"/>
           <w:u w:val="single"/>
         </w:rPr>
-        <w:t>(…………</w:t>
+        <w:t>…………</w:t>
       </w:r>
       <w:r>
         <w:rPr>
@@ -1902,7 +1936,7 @@
           <w:rFonts w:ascii="Arial Narrow" w:hAnsi="Arial Narrow"/>
           <w:u w:val="single"/>
         </w:rPr>
-        <w:t>………..)</w:t>
+        <w:t>………..</w:t>
       </w:r>
     </w:p>
     <w:p>
